--- a/yu_expert.docx
+++ b/yu_expert.docx
@@ -812,7 +812,27 @@
           <w:sz w:val="22"/>
           <w:szCs w:val="22"/>
         </w:rPr>
-        <w:t>« TESHAYEV ALISHER SHAVQIDDIN O‘G‘LI » ЯТТ</w:t>
+        <w:t xml:space="preserve">« TESHAYEV </w:t>
+      </w:r>
+      <w:r>
+        <w:rPr>
+          <w:rFonts w:ascii="Montserrat" w:hAnsi="Montserrat"/>
+          <w:b/>
+          <w:bCs/>
+          <w:sz w:val="22"/>
+          <w:szCs w:val="22"/>
+        </w:rPr>
+        <w:t xml:space="preserve">JAHONGIR SHAXOBJON </w:t>
+      </w:r>
+      <w:r>
+        <w:rPr>
+          <w:rFonts w:ascii="Montserrat" w:hAnsi="Montserrat"/>
+          <w:b/>
+          <w:bCs/>
+          <w:sz w:val="22"/>
+          <w:szCs w:val="22"/>
+        </w:rPr>
+        <w:t>O‘G‘LI » ЯТТ</w:t>
       </w:r>
       <w:r>
         <w:rPr>
@@ -1285,14 +1305,34 @@
                 <w:lang w:val="en-US"/>
               </w:rPr>
             </w:pPr>
+            <w:proofErr w:type="spellStart"/>
             <w:r>
               <w:rPr>
                 <w:rFonts w:ascii="Montserrat" w:hAnsi="Montserrat"/>
                 <w:color w:val="000000"/>
                 <w:lang w:val="en-US"/>
               </w:rPr>
-              <w:t>Товар белгиси</w:t>
+              <w:t>Товар</w:t>
             </w:r>
+            <w:proofErr w:type="spellEnd"/>
+            <w:r>
+              <w:rPr>
+                <w:rFonts w:ascii="Montserrat" w:hAnsi="Montserrat"/>
+                <w:color w:val="000000"/>
+                <w:lang w:val="en-US"/>
+              </w:rPr>
+              <w:t xml:space="preserve"> </w:t>
+            </w:r>
+            <w:proofErr w:type="spellStart"/>
+            <w:r>
+              <w:rPr>
+                <w:rFonts w:ascii="Montserrat" w:hAnsi="Montserrat"/>
+                <w:color w:val="000000"/>
+                <w:lang w:val="en-US"/>
+              </w:rPr>
+              <w:t>белгиси</w:t>
+            </w:r>
+            <w:proofErr w:type="spellEnd"/>
           </w:p>
         </w:tc>
         <w:tc>
@@ -1320,6 +1360,7 @@
                 <w:lang w:val="en-US"/>
               </w:rPr>
             </w:pPr>
+            <w:proofErr w:type="spellStart"/>
             <w:r>
               <w:rPr>
                 <w:rFonts w:ascii="Montserrat" w:hAnsi="Montserrat"/>
@@ -1328,6 +1369,7 @@
               </w:rPr>
               <w:t>Сони</w:t>
             </w:r>
+            <w:proofErr w:type="spellEnd"/>
           </w:p>
         </w:tc>
         <w:tc>
@@ -1355,6 +1397,7 @@
                 <w:lang w:val="en-US"/>
               </w:rPr>
             </w:pPr>
+            <w:proofErr w:type="spellStart"/>
             <w:r>
               <w:rPr>
                 <w:rFonts w:ascii="Montserrat" w:hAnsi="Montserrat"/>
@@ -1363,6 +1406,7 @@
               </w:rPr>
               <w:t>Нархи</w:t>
             </w:r>
+            <w:proofErr w:type="spellEnd"/>
           </w:p>
         </w:tc>
         <w:tc>
@@ -1390,14 +1434,52 @@
                 <w:lang w:val="en-US"/>
               </w:rPr>
             </w:pPr>
+            <w:proofErr w:type="spellStart"/>
             <w:r>
               <w:rPr>
                 <w:rFonts w:ascii="Montserrat" w:hAnsi="Montserrat"/>
                 <w:color w:val="000000"/>
                 <w:lang w:val="en-US"/>
               </w:rPr>
-              <w:t>Қўшимча синф учун</w:t>
+              <w:t>Қўшимча</w:t>
             </w:r>
+            <w:proofErr w:type="spellEnd"/>
+            <w:r>
+              <w:rPr>
+                <w:rFonts w:ascii="Montserrat" w:hAnsi="Montserrat"/>
+                <w:color w:val="000000"/>
+                <w:lang w:val="en-US"/>
+              </w:rPr>
+              <w:t xml:space="preserve"> </w:t>
+            </w:r>
+            <w:proofErr w:type="spellStart"/>
+            <w:r>
+              <w:rPr>
+                <w:rFonts w:ascii="Montserrat" w:hAnsi="Montserrat"/>
+                <w:color w:val="000000"/>
+                <w:lang w:val="en-US"/>
+              </w:rPr>
+              <w:t>синф</w:t>
+            </w:r>
+            <w:proofErr w:type="spellEnd"/>
+            <w:r>
+              <w:rPr>
+                <w:rFonts w:ascii="Montserrat" w:hAnsi="Montserrat"/>
+                <w:color w:val="000000"/>
+                <w:lang w:val="en-US"/>
+              </w:rPr>
+              <w:t xml:space="preserve"> </w:t>
+            </w:r>
+            <w:proofErr w:type="spellStart"/>
+            <w:r>
+              <w:rPr>
+                <w:rFonts w:ascii="Montserrat" w:hAnsi="Montserrat"/>
+                <w:color w:val="000000"/>
+                <w:lang w:val="en-US"/>
+              </w:rPr>
+              <w:t>учун</w:t>
+            </w:r>
+            <w:proofErr w:type="spellEnd"/>
           </w:p>
         </w:tc>
       </w:tr>
@@ -6695,8 +6777,8 @@
         <w:tblLook w:val="04A0" w:firstRow="1" w:lastRow="0" w:firstColumn="1" w:lastColumn="0" w:noHBand="0" w:noVBand="1"/>
       </w:tblPr>
       <w:tblGrid>
-        <w:gridCol w:w="4969"/>
-        <w:gridCol w:w="4948"/>
+        <w:gridCol w:w="4971"/>
+        <w:gridCol w:w="4946"/>
       </w:tblGrid>
       <w:tr>
         <w:tc>
@@ -6830,7 +6912,23 @@
                 <w:color w:val="000000" w:themeColor="text1"/>
                 <w:lang w:val="uz-Cyrl-UZ"/>
               </w:rPr>
-              <w:t xml:space="preserve">TESHAYEV ALISHER SHAVQIDDIN O‘G‘LI </w:t>
+              <w:t xml:space="preserve">TESHAYEV </w:t>
+            </w:r>
+            <w:r>
+              <w:rPr>
+                <w:rFonts w:ascii="Montserrat" w:hAnsi="Montserrat" w:cs="Tahoma"/>
+                <w:color w:val="000000" w:themeColor="text1"/>
+                <w:lang w:val="en-US"/>
+              </w:rPr>
+              <w:t xml:space="preserve">JAHONGIR SHAXOBJON </w:t>
+            </w:r>
+            <w:r>
+              <w:rPr>
+                <w:rFonts w:ascii="Montserrat" w:hAnsi="Montserrat" w:cs="Tahoma"/>
+                <w:color w:val="000000" w:themeColor="text1"/>
+                <w:lang w:val="uz-Cyrl-UZ"/>
+              </w:rPr>
+              <w:t xml:space="preserve">O‘G‘LI </w:t>
             </w:r>
             <w:r>
               <w:rPr>
@@ -7018,7 +7116,52 @@
                 <w:rFonts w:ascii="Montserrat" w:hAnsi="Montserrat"/>
                 <w:lang w:val="uz-Cyrl-UZ"/>
               </w:rPr>
-              <w:t>Бухоро вилояти, G'ijduvon tumani Mahallaqozi 97-uy</w:t>
+              <w:t xml:space="preserve">Бухоро вилояти, G'ijduvon tumani Mahallaqozi </w:t>
+            </w:r>
+            <w:r>
+              <w:rPr>
+                <w:rFonts w:ascii="Montserrat" w:hAnsi="Montserrat"/>
+                <w:lang w:val="uz-Cyrl-UZ"/>
+              </w:rPr>
+              <w:t>58</w:t>
+            </w:r>
+            <w:r>
+              <w:rPr>
+                <w:rFonts w:ascii="Montserrat" w:hAnsi="Montserrat"/>
+                <w:lang w:val="uz-Cyrl-UZ"/>
+              </w:rPr>
+              <w:t>-uy</w:t>
+            </w:r>
+          </w:p>
+          <w:p>
+            <w:pPr>
+              <w:pStyle w:val="a6"/>
+              <w:ind w:left="0"/>
+              <w:rPr>
+                <w:rFonts w:ascii="Montserrat" w:hAnsi="Montserrat"/>
+                <w:b/>
+                <w:lang w:val="uz-Cyrl-UZ"/>
+              </w:rPr>
+            </w:pPr>
+            <w:r>
+              <w:rPr>
+                <w:rFonts w:ascii="Montserrat" w:hAnsi="Montserrat"/>
+                <w:lang w:val="en-US"/>
+              </w:rPr>
+              <w:t xml:space="preserve">                          </w:t>
+            </w:r>
+            <w:r>
+              <w:rPr>
+                <w:rFonts w:ascii="Montserrat" w:hAnsi="Montserrat"/>
+                <w:lang w:val="uz-Cyrl-UZ"/>
+              </w:rPr>
+              <w:t xml:space="preserve">ИНН: </w:t>
+            </w:r>
+            <w:r>
+              <w:rPr>
+                <w:rFonts w:ascii="Montserrat" w:hAnsi="Montserrat"/>
+              </w:rPr>
+              <w:t>52006075310058</w:t>
             </w:r>
           </w:p>
           <w:p>
@@ -7031,78 +7174,18 @@
                 <w:lang w:val="uz-Cyrl-UZ"/>
               </w:rPr>
             </w:pPr>
-          </w:p>
-          <w:p>
-            <w:pPr>
-              <w:pStyle w:val="a6"/>
-              <w:jc w:val="center"/>
-              <w:rPr>
-                <w:rFonts w:ascii="Montserrat" w:hAnsi="Montserrat"/>
-                <w:b/>
-                <w:lang w:val="uz-Cyrl-UZ"/>
-              </w:rPr>
-            </w:pPr>
             <w:r>
               <w:rPr>
                 <w:rFonts w:ascii="Montserrat" w:hAnsi="Montserrat"/>
                 <w:lang w:val="uz-Cyrl-UZ"/>
               </w:rPr>
-              <w:t>ИНН: 30902975310061</w:t>
-            </w:r>
-          </w:p>
-          <w:p>
-            <w:pPr>
-              <w:pStyle w:val="a6"/>
-              <w:jc w:val="center"/>
-              <w:rPr>
-                <w:rFonts w:ascii="Montserrat" w:hAnsi="Montserrat"/>
-                <w:b/>
-                <w:lang w:val="uz-Cyrl-UZ"/>
-              </w:rPr>
-            </w:pPr>
-            <w:r>
-              <w:rPr>
-                <w:rFonts w:ascii="Montserrat" w:hAnsi="Montserrat"/>
-                <w:lang w:val="uz-Cyrl-UZ"/>
-              </w:rPr>
-              <w:t xml:space="preserve">       Х/Р: 20218000707375860001</w:t>
-            </w:r>
-          </w:p>
-          <w:p>
-            <w:pPr>
-              <w:pStyle w:val="a6"/>
-              <w:rPr>
-                <w:rFonts w:ascii="Montserrat" w:hAnsi="Montserrat"/>
-                <w:lang w:val="uz-Cyrl-UZ"/>
-              </w:rPr>
-            </w:pPr>
-            <w:r>
-              <w:rPr>
-                <w:rFonts w:ascii="Montserrat" w:hAnsi="Montserrat"/>
-                <w:lang w:val="uz-Cyrl-UZ"/>
-              </w:rPr>
-              <w:t xml:space="preserve">                         МФО: </w:t>
+              <w:t xml:space="preserve">       Х/Р: </w:t>
             </w:r>
             <w:r>
               <w:rPr>
-                <w:rFonts w:ascii="Montserrat" w:hAnsi="Montserrat" w:cs="Tahoma"/>
-                <w:spacing w:val="-8"/>
-              </w:rPr>
-              <w:softHyphen/>
-            </w:r>
-            <w:r>
-              <w:rPr>
-                <w:rFonts w:ascii="Montserrat" w:hAnsi="Montserrat" w:cs="Tahoma"/>
-                <w:spacing w:val="-8"/>
-              </w:rPr>
-              <w:softHyphen/>
-            </w:r>
-            <w:r>
-              <w:rPr>
                 <w:rFonts w:ascii="Montserrat" w:hAnsi="Montserrat"/>
-                <w:lang w:val="uz-Cyrl-UZ"/>
-              </w:rPr>
-              <w:t>00444</w:t>
+              </w:rPr>
+              <w:t>20218000907426612001</w:t>
             </w:r>
           </w:p>
           <w:p>
@@ -7116,6 +7199,47 @@
                 <w:lang w:val="uz-Cyrl-UZ"/>
               </w:rPr>
             </w:pPr>
+            <w:r>
+              <w:rPr>
+                <w:rFonts w:ascii="Montserrat" w:hAnsi="Montserrat"/>
+                <w:lang w:val="uz-Cyrl-UZ"/>
+              </w:rPr>
+              <w:t xml:space="preserve">                         </w:t>
+            </w:r>
+            <w:r>
+              <w:rPr>
+                <w:rFonts w:ascii="Montserrat" w:hAnsi="Montserrat"/>
+                <w:lang w:val="en-US"/>
+              </w:rPr>
+              <w:t xml:space="preserve">         </w:t>
+            </w:r>
+            <w:r>
+              <w:rPr>
+                <w:rFonts w:ascii="Montserrat" w:hAnsi="Montserrat"/>
+                <w:lang w:val="uz-Cyrl-UZ"/>
+              </w:rPr>
+              <w:t xml:space="preserve">МФО: </w:t>
+            </w:r>
+            <w:r>
+              <w:rPr>
+                <w:rFonts w:ascii="Montserrat" w:hAnsi="Montserrat" w:cs="Tahoma"/>
+                <w:spacing w:val="-8"/>
+              </w:rPr>
+              <w:softHyphen/>
+            </w:r>
+            <w:r>
+              <w:rPr>
+                <w:rFonts w:ascii="Montserrat" w:hAnsi="Montserrat" w:cs="Tahoma"/>
+                <w:spacing w:val="-8"/>
+              </w:rPr>
+              <w:softHyphen/>
+            </w:r>
+            <w:r>
+              <w:rPr>
+                <w:rFonts w:ascii="Montserrat" w:hAnsi="Montserrat"/>
+              </w:rPr>
+              <w:t>01188</w:t>
+            </w:r>
           </w:p>
         </w:tc>
       </w:tr>
@@ -9242,6 +9366,7 @@
   <w:style w:type="character" w:default="1" w:styleId="a0">
     <w:name w:val="Default Paragraph Font"/>
     <w:uiPriority w:val="1"/>
+    <w:semiHidden/>
     <w:unhideWhenUsed/>
   </w:style>
   <w:style w:type="table" w:default="1" w:styleId="a1">
